--- a/Fase 2/Evidencias Proyecto/Evidencias de documentación/calidad/Request for Change (RFC).docx
+++ b/Fase 2/Evidencias Proyecto/Evidencias de documentación/calidad/Request for Change (RFC).docx
@@ -420,7 +420,7 @@
         <w:rPr>
           <w:bCs/>
         </w:rPr>
-        <w:t>Sistemas Afectados: src/ui/provisiones.py (UI, se simplifica); nuevo src/services/provisiones_services.py; src/tests/test_provisiones.py (suite de integración existente, sin cambio de comportamiento) y nuevo src/tests/test_provisiones_services.py. No se modifica ExcelWriter ni el esquema de ningún Excel físico (provisionContratos.xlsx, PruebasFM.xlsx).</w:t>
+        <w:t>Sistemas Afectados: src/ui/provisiones.py (UI, se simplifica); nuevo src/services/provisiones_services.py; src/tests/test_provisiones.py (suite de integración existente, sin cambio de comportamiento) y nuevo src/tests/test_provisiones_services.py. No se modifica ExcelWriter ni el esquema de ningún Excel físico (provisionFelipe.xlsx, PruebasFM.xlsx).</w:t>
       </w:r>
     </w:p>
     <w:p>
@@ -552,7 +552,7 @@
         </w:pBdr>
       </w:pPr>
       <w:r>
-        <w:t xml:space="preserve">Al no existir versionado Git en este repositorio, el rollback disponible es manual: conservar una copia de provisiones.py previa a la extracción antes de aplicar el cambio, y eliminar src/services/provisiones_services.py junto con src/tests/test_provisiones_services.py para revertir. No se requiere rollback de datos: el cambio no modificó ningún esquema de Excel ni el comportamiento de ExcelWriter, por lo que los archivos maestros (provisionContratos.xlsx, </w:t>
+        <w:t xml:space="preserve">Al no existir versionado Git en este repositorio, el rollback disponible es manual: conservar una copia de provisiones.py previa a la extracción antes de aplicar el cambio, y eliminar src/services/provisiones_services.py junto con src/tests/test_provisiones_services.py para revertir. No se requiere rollback de datos: el cambio no modificó ningún esquema de Excel ni el comportamiento de ExcelWriter, por lo que los archivos maestros (provisionFelipe.xlsx, </w:t>
       </w:r>
       <w:r>
         <w:lastRenderedPageBreak/>
@@ -950,7 +950,7 @@
         </w:pBdr>
       </w:pPr>
       <w:r>
-        <w:t>Nota: este RFC documenta un cambio REAL del proyecto, ejecutado entre el 09-10-2026 y el 13-10-2026: el paso de un registro por VIN a un registro por contrato (ID) y el cambio de nombre del Registro Maestro a RM_CONTRATOS.csv. La evidencia está en docs/07 §1.aa, docs/13 (filas 112 a 128) y en los respaldos indicados en la sección 6. Donde la evidencia no permite determinar un dato, se indica "No determinado".</w:t>
+        <w:t>Nota: este RFC documenta un cambio REAL del proyecto, ejecutado entre el 09-10-2026 y el 13-10-2026: el paso de un registro por VIN a un registro por contrato (ID) y el cambio de nombre del Registro Maestro a RM_JAVI.csv. La evidencia está en docs/07 §1.aa, docs/13 (filas 112 a 128) y en los respaldos indicados en la sección 6. Donde la evidencia no permite determinar un dato, se indica "No determinado".</w:t>
       </w:r>
     </w:p>
     <w:p>
@@ -1204,7 +1204,7 @@
           </w:tcPr>
           <w:p>
             <w:r>
-              <w:t>Todo el Registro Maestro — contratos por ID y archivo RM_CONTRATOS.csv (src/core, src/services, src/ui, config)</w:t>
+              <w:t>Todo el Registro Maestro — contratos por ID y archivo RM_JAVI.csv (src/core, src/services, src/ui, config)</w:t>
             </w:r>
           </w:p>
         </w:tc>
@@ -1252,7 +1252,7 @@
         </w:pBdr>
       </w:pPr>
       <w:r>
-        <w:t>Cada fila del Registro Maestro pasa a ser un contrato con su ID, y el contrato actual de un VIN es el de mayor ID. Los contratos en Baja o Baja Solicitada quedan de solo lectura; un contrato nuevo del mismo VIN nace con un ID nuevo; renovar solo extiende el término. Todas las pantallas (Comercial, Operaciones, General, Provisiones, Contratos CM, JustTime, Facturación Manual y Correos) y los guardados trabajan por ID; Provisiones suma la columna ID CONTRATO. Además el archivo PruebasFM.csv pasa a llamarse RM_CONTRATOS.csv (la clave EXCEL_PATH se mantiene) y la sincronización con el RM de la contraparte comercial queda solo para modo desarrollador.</w:t>
+        <w:t>Cada fila del Registro Maestro pasa a ser un contrato con su ID, y el contrato actual de un VIN es el de mayor ID. Los contratos en Baja o Baja Solicitada quedan de solo lectura; un contrato nuevo del mismo VIN nace con un ID nuevo; renovar solo extiende el término. Todas las pantallas (Comercial, Operaciones, General, Provisiones, Contratos CM, JustTime, Facturación Manual y Correos) y los guardados trabajan por ID; Provisiones suma la columna ID CONTRATO. Además el archivo PruebasFM.csv pasa a llamarse RM_JAVI.csv (la clave EXCEL_PATH se mantiene) y la sincronización con el RM de Javiera queda solo para modo desarrollador.</w:t>
       </w:r>
     </w:p>
     <w:p>
@@ -1297,7 +1297,7 @@
         </w:pBdr>
       </w:pPr>
       <w:r>
-        <w:t>Al reactivar una unidad, la contraparte comercial pisaba la misma fila y perdía el registro de los años anteriores. Con un contrato por fila se conserva el historial, se evita escribir en el contrato equivocado y, con un único archivo, la app y la contraparte comercial podrán trabajar sobre el mismo registro sin sincronizar.</w:t>
+        <w:t>Al reactivar una unidad, Javiera pisaba la misma fila y perdía el registro de los años anteriores. Con un contrato por fila se conserva el historial, se evita escribir en el contrato equivocado y, con un único archivo, la app y Javiera podrán trabajar sobre el mismo registro sin sincronizar.</w:t>
       </w:r>
     </w:p>
     <w:p>
@@ -1349,7 +1349,7 @@
         <w:rPr>
           <w:bCs/>
         </w:rPr>
-        <w:t>Sistemas Afectados: DataManager y el escritor CSV (src/core), comercial_services y los demás servicios (src/services), las pantallas Comercial, Operaciones, General, Provisiones, Contratos, JustTime, Facturación Manual, Correos y Configuración (src/ui), app_config.json (EXCEL_PATH), la hoja Prov de provisionContratos.xlsx (nueva columna ID CONTRATO), la documentación y las pruebas en src/tests.</w:t>
+        <w:t>Sistemas Afectados: DataManager y el escritor CSV (src/core), comercial_services y los demás servicios (src/services), las pantallas Comercial, Operaciones, General, Provisiones, Contratos, JustTime, Facturación Manual, Correos y Configuración (src/ui), app_config.json (EXCEL_PATH), la hoja Prov de provisionFelipe.xlsx (nueva columna ID CONTRATO), la documentación y las pruebas en src/tests.</w:t>
       </w:r>
     </w:p>
     <w:p>
@@ -1370,7 +1370,7 @@
         <w:rPr>
           <w:bCs/>
         </w:rPr>
-        <w:t>Riesgos Identificados: escribir en el contrato equivocado cuando un cambio llega sin ID (BUG-009); que la sincronización con el RM de la contraparte comercial borre VIN (BUG-013); datos incompletos en el RM (RUT, CDB, estado comercial, modelo) que dejan pantallas con vacíos; y backups antiguos con el prefijo PruebasFM_backup_ que ya no se rotan con el nombre nuevo.</w:t>
+        <w:t>Riesgos Identificados: escribir en el contrato equivocado cuando un cambio llega sin ID (BUG-009); que la sincronización con el RM de Javiera borre VIN (BUG-013); datos incompletos en el RM (RUT, CDB, estado comercial, modelo) que dejan pantallas con vacíos; y backups antiguos con el prefijo PruebasFM_backup_ que ya no se rotan con el nombre nuevo.</w:t>
       </w:r>
     </w:p>
     <w:p>
@@ -1436,7 +1436,7 @@
         </w:pBdr>
       </w:pPr>
       <w:r>
-        <w:t>1) Etapas 1, 2a y 3 (09-10-2026): la sincronización copia el ID y el escritor CSV trabaja por ID. 2) Comercial (C1 a C7), Operaciones (O1 a O6) y General (09-10 a 13-10-2026). 3) Provisiones, Contratos (CM), JustTime, Facturación Manual y Correos (13-10-2026). 4) Cambio de nombre del archivo a RM_CONTRATOS.csv en el código, en app_config.json y en el archivo real (13-10-2026). 5) Pendiente: limpiar y completar los datos del RM y ocultar los botones de sincronización antes de entregar.</w:t>
+        <w:t>1) Etapas 1, 2a y 3 (09-10-2026): la sincronización copia el ID y el escritor CSV trabaja por ID. 2) Comercial (C1 a C7), Operaciones (O1 a O6) y General (09-10 a 13-10-2026). 3) Provisiones, Contratos (CM), JustTime, Facturación Manual y Correos (13-10-2026). 4) Cambio de nombre del archivo a RM_JAVI.csv en el código, en app_config.json y en el archivo real (13-10-2026). 5) Pendiente: limpiar y completar los datos del RM y ocultar los botones de sincronización antes de entregar.</w:t>
       </w:r>
     </w:p>
     <w:p>
